--- a/2nd Semester/Notes/Big Data/Lecture.docx
+++ b/2nd Semester/Notes/Big Data/Lecture.docx
@@ -81,6 +81,354 @@
         <w:t>SATA ,STUSY</w:t>
       </w:r>
       <w:proofErr w:type="gramEnd"/>
+    </w:p>
+    <w:p>
+      <w:pPr>
+        <w:rPr>
+          <w:lang w:val="en-US"/>
+        </w:rPr>
+      </w:pPr>
+    </w:p>
+    <w:p>
+      <w:pPr>
+        <w:rPr>
+          <w:lang w:val="en-US"/>
+        </w:rPr>
+      </w:pPr>
+      <w:r>
+        <w:rPr>
+          <w:lang w:val="en-US"/>
+        </w:rPr>
+        <w:t>Date 21 January 2025</w:t>
+      </w:r>
+    </w:p>
+    <w:p>
+      <w:pPr>
+        <w:rPr>
+          <w:lang w:val="en-US"/>
+        </w:rPr>
+      </w:pPr>
+      <w:r>
+        <w:rPr>
+          <w:lang w:val="en-US"/>
+        </w:rPr>
+        <w:t xml:space="preserve">Data-fb google </w:t>
+      </w:r>
+      <w:proofErr w:type="spellStart"/>
+      <w:r>
+        <w:rPr>
+          <w:lang w:val="en-US"/>
+        </w:rPr>
+        <w:t>youtube</w:t>
+      </w:r>
+      <w:proofErr w:type="spellEnd"/>
+      <w:r>
+        <w:rPr>
+          <w:lang w:val="en-US"/>
+        </w:rPr>
+        <w:t xml:space="preserve"> </w:t>
+      </w:r>
+      <w:proofErr w:type="spellStart"/>
+      <w:r>
+        <w:rPr>
+          <w:lang w:val="en-US"/>
+        </w:rPr>
+        <w:t>tiktok</w:t>
+      </w:r>
+      <w:proofErr w:type="spellEnd"/>
+      <w:r>
+        <w:rPr>
+          <w:lang w:val="en-US"/>
+        </w:rPr>
+        <w:t xml:space="preserve"> </w:t>
+      </w:r>
+      <w:proofErr w:type="spellStart"/>
+      <w:r>
+        <w:rPr>
+          <w:lang w:val="en-US"/>
+        </w:rPr>
+        <w:t>linkedin</w:t>
+      </w:r>
+      <w:proofErr w:type="spellEnd"/>
+    </w:p>
+    <w:p>
+      <w:pPr>
+        <w:rPr>
+          <w:lang w:val="en-US"/>
+        </w:rPr>
+      </w:pPr>
+      <w:r>
+        <w:rPr>
+          <w:lang w:val="en-US"/>
+        </w:rPr>
+        <w:t xml:space="preserve">Gartner </w:t>
+      </w:r>
+      <w:proofErr w:type="spellStart"/>
+      <w:r>
+        <w:rPr>
+          <w:lang w:val="en-US"/>
+        </w:rPr>
+        <w:t>hypecycle</w:t>
+      </w:r>
+      <w:proofErr w:type="spellEnd"/>
+    </w:p>
+    <w:p>
+      <w:pPr>
+        <w:rPr>
+          <w:lang w:val="en-US"/>
+        </w:rPr>
+      </w:pPr>
+      <w:r>
+        <w:rPr>
+          <w:lang w:val="en-US"/>
+        </w:rPr>
+        <w:t>3Vs of big data</w:t>
+      </w:r>
+    </w:p>
+    <w:p>
+      <w:pPr>
+        <w:rPr>
+          <w:lang w:val="en-US"/>
+        </w:rPr>
+      </w:pPr>
+      <w:r>
+        <w:rPr>
+          <w:lang w:val="en-US"/>
+        </w:rPr>
+        <w:t>Infini band switch</w:t>
+      </w:r>
+    </w:p>
+    <w:p>
+      <w:pPr>
+        <w:rPr>
+          <w:lang w:val="en-US"/>
+        </w:rPr>
+      </w:pPr>
+      <w:r>
+        <w:rPr>
+          <w:lang w:val="en-US"/>
+        </w:rPr>
+        <w:t>5vs of big data veracity and value</w:t>
+      </w:r>
+    </w:p>
+    <w:p>
+      <w:pPr>
+        <w:rPr>
+          <w:lang w:val="en-US"/>
+        </w:rPr>
+      </w:pPr>
+      <w:r>
+        <w:rPr>
+          <w:lang w:val="en-US"/>
+        </w:rPr>
+        <w:t>DIKW</w:t>
+      </w:r>
+    </w:p>
+    <w:p>
+      <w:pPr>
+        <w:rPr>
+          <w:lang w:val="en-US"/>
+        </w:rPr>
+      </w:pPr>
+      <w:r>
+        <w:rPr>
+          <w:lang w:val="en-US"/>
+        </w:rPr>
+        <w:t>DIKUW</w:t>
+      </w:r>
+    </w:p>
+    <w:p>
+      <w:pPr>
+        <w:rPr>
+          <w:lang w:val="en-US"/>
+        </w:rPr>
+      </w:pPr>
+      <w:r>
+        <w:rPr>
+          <w:lang w:val="en-US"/>
+        </w:rPr>
+        <w:t>NAS SAN</w:t>
+      </w:r>
+    </w:p>
+    <w:p>
+      <w:pPr>
+        <w:rPr>
+          <w:lang w:val="en-US"/>
+        </w:rPr>
+      </w:pPr>
+      <w:r>
+        <w:rPr>
+          <w:lang w:val="en-US"/>
+        </w:rPr>
+        <w:t>COMODITY HARDWARE</w:t>
+      </w:r>
+    </w:p>
+    <w:p>
+      <w:pPr>
+        <w:rPr>
+          <w:lang w:val="en-US"/>
+        </w:rPr>
+      </w:pPr>
+      <w:r>
+        <w:rPr>
+          <w:lang w:val="en-US"/>
+        </w:rPr>
+        <w:t xml:space="preserve">Core principle </w:t>
+      </w:r>
+    </w:p>
+    <w:p>
+      <w:pPr>
+        <w:rPr>
+          <w:lang w:val="en-US"/>
+        </w:rPr>
+      </w:pPr>
+    </w:p>
+    <w:p>
+      <w:pPr>
+        <w:rPr>
+          <w:lang w:val="en-US"/>
+        </w:rPr>
+      </w:pPr>
+      <w:r>
+        <w:rPr>
+          <w:lang w:val="en-US"/>
+        </w:rPr>
+        <w:t xml:space="preserve">Date 3 </w:t>
+      </w:r>
+      <w:proofErr w:type="spellStart"/>
+      <w:r>
+        <w:rPr>
+          <w:lang w:val="en-US"/>
+        </w:rPr>
+        <w:t>feb</w:t>
+      </w:r>
+      <w:proofErr w:type="spellEnd"/>
+      <w:r>
+        <w:rPr>
+          <w:lang w:val="en-US"/>
+        </w:rPr>
+        <w:t xml:space="preserve"> 3035</w:t>
+      </w:r>
+    </w:p>
+    <w:p>
+      <w:pPr>
+        <w:rPr>
+          <w:lang w:val="en-US"/>
+        </w:rPr>
+      </w:pPr>
+      <w:r>
+        <w:rPr>
+          <w:lang w:val="en-US"/>
+        </w:rPr>
+        <w:t>Hadoop ecosystem</w:t>
+      </w:r>
+    </w:p>
+    <w:p>
+      <w:pPr>
+        <w:rPr>
+          <w:lang w:val="en-US"/>
+        </w:rPr>
+      </w:pPr>
+      <w:r>
+        <w:rPr>
+          <w:lang w:val="en-US"/>
+        </w:rPr>
+        <w:t xml:space="preserve">Hadoop vs </w:t>
+      </w:r>
+      <w:proofErr w:type="spellStart"/>
+      <w:r>
+        <w:rPr>
+          <w:lang w:val="en-US"/>
+        </w:rPr>
+        <w:t>dbms</w:t>
+      </w:r>
+      <w:proofErr w:type="spellEnd"/>
+    </w:p>
+    <w:p>
+      <w:pPr>
+        <w:rPr>
+          <w:lang w:val="en-US"/>
+        </w:rPr>
+      </w:pPr>
+      <w:r>
+        <w:rPr>
+          <w:lang w:val="en-US"/>
+        </w:rPr>
+        <w:t>ACID BASE</w:t>
+      </w:r>
+    </w:p>
+    <w:p>
+      <w:pPr>
+        <w:rPr>
+          <w:lang w:val="en-US"/>
+        </w:rPr>
+      </w:pPr>
+      <w:proofErr w:type="spellStart"/>
+      <w:r>
+        <w:rPr>
+          <w:lang w:val="en-US"/>
+        </w:rPr>
+        <w:t>Hdfs</w:t>
+      </w:r>
+      <w:proofErr w:type="spellEnd"/>
+      <w:r>
+        <w:rPr>
+          <w:lang w:val="en-US"/>
+        </w:rPr>
+        <w:t xml:space="preserve"> </w:t>
+      </w:r>
+    </w:p>
+    <w:p>
+      <w:pPr>
+        <w:rPr>
+          <w:lang w:val="en-US"/>
+        </w:rPr>
+      </w:pPr>
+      <w:r>
+        <w:rPr>
+          <w:lang w:val="en-US"/>
+        </w:rPr>
+        <w:t>Assignment ques read those 3 papers</w:t>
+      </w:r>
+    </w:p>
+    <w:p>
+      <w:pPr>
+        <w:rPr>
+          <w:lang w:val="en-US"/>
+        </w:rPr>
+      </w:pPr>
+      <w:r>
+        <w:rPr>
+          <w:lang w:val="en-US"/>
+        </w:rPr>
+        <w:t>Hadoop ecosystem table</w:t>
+      </w:r>
+    </w:p>
+    <w:p>
+      <w:pPr>
+        <w:rPr>
+          <w:lang w:val="en-US"/>
+        </w:rPr>
+      </w:pPr>
+      <w:r>
+        <w:rPr>
+          <w:lang w:val="en-US"/>
+        </w:rPr>
+        <w:t>Job tracker task tracker</w:t>
+      </w:r>
+    </w:p>
+    <w:p>
+      <w:pPr>
+        <w:rPr>
+          <w:lang w:val="en-US"/>
+        </w:rPr>
+      </w:pPr>
+      <w:r>
+        <w:rPr>
+          <w:lang w:val="en-US"/>
+        </w:rPr>
+        <w:t>Hadoop daemon</w:t>
+      </w:r>
     </w:p>
     <w:p>
       <w:pPr>

--- a/2nd Semester/Notes/Big Data/Lecture.docx
+++ b/2nd Semester/Notes/Big Data/Lecture.docx
@@ -429,6 +429,118 @@
         </w:rPr>
         <w:t>Hadoop daemon</w:t>
       </w:r>
+    </w:p>
+    <w:p>
+      <w:pPr>
+        <w:rPr>
+          <w:lang w:val="en-US"/>
+        </w:rPr>
+      </w:pPr>
+      <w:r>
+        <w:rPr>
+          <w:lang w:val="en-US"/>
+        </w:rPr>
+        <w:t>Date 18 February 2025</w:t>
+      </w:r>
+    </w:p>
+    <w:p>
+      <w:pPr>
+        <w:rPr>
+          <w:lang w:val="en-US"/>
+        </w:rPr>
+      </w:pPr>
+      <w:r>
+        <w:rPr>
+          <w:lang w:val="en-US"/>
+        </w:rPr>
+        <w:t>Apache Spark</w:t>
+      </w:r>
+    </w:p>
+    <w:p>
+      <w:pPr>
+        <w:rPr>
+          <w:lang w:val="en-US"/>
+        </w:rPr>
+      </w:pPr>
+      <w:proofErr w:type="spellStart"/>
+      <w:r>
+        <w:rPr>
+          <w:lang w:val="en-US"/>
+        </w:rPr>
+        <w:t>Rhdoop</w:t>
+      </w:r>
+      <w:proofErr w:type="spellEnd"/>
+    </w:p>
+    <w:p>
+      <w:pPr>
+        <w:rPr>
+          <w:lang w:val="en-US"/>
+        </w:rPr>
+      </w:pPr>
+      <w:r>
+        <w:rPr>
+          <w:lang w:val="en-US"/>
+        </w:rPr>
+        <w:lastRenderedPageBreak/>
+        <w:t>Revolution r</w:t>
+      </w:r>
+    </w:p>
+    <w:p>
+      <w:pPr>
+        <w:rPr>
+          <w:lang w:val="en-US"/>
+        </w:rPr>
+      </w:pPr>
+      <w:proofErr w:type="spellStart"/>
+      <w:r>
+        <w:rPr>
+          <w:lang w:val="en-US"/>
+        </w:rPr>
+        <w:t>Rbase</w:t>
+      </w:r>
+      <w:proofErr w:type="spellEnd"/>
+      <w:r>
+        <w:rPr>
+          <w:lang w:val="en-US"/>
+        </w:rPr>
+        <w:t xml:space="preserve"> </w:t>
+      </w:r>
+    </w:p>
+    <w:p>
+      <w:pPr>
+        <w:rPr>
+          <w:lang w:val="en-US"/>
+        </w:rPr>
+      </w:pPr>
+      <w:proofErr w:type="spellStart"/>
+      <w:r>
+        <w:rPr>
+          <w:lang w:val="en-US"/>
+        </w:rPr>
+        <w:t>Rhipe</w:t>
+      </w:r>
+      <w:proofErr w:type="spellEnd"/>
+    </w:p>
+    <w:p>
+      <w:pPr>
+        <w:rPr>
+          <w:lang w:val="en-US"/>
+        </w:rPr>
+      </w:pPr>
+      <w:r>
+        <w:rPr>
+          <w:lang w:val="en-US"/>
+        </w:rPr>
+        <w:t xml:space="preserve">Functionalities in </w:t>
+      </w:r>
+      <w:proofErr w:type="spellStart"/>
+      <w:r>
+        <w:rPr>
+          <w:lang w:val="en-US"/>
+        </w:rPr>
+        <w:t>rhdfs</w:t>
+      </w:r>
+      <w:proofErr w:type="spellEnd"/>
     </w:p>
     <w:p>
       <w:pPr>
